--- a/templates/Medical Case Study and GL/Medical Case Study-personal.fixed.docx
+++ b/templates/Medical Case Study and GL/Medical Case Study-personal.fixed.docx
@@ -1481,38 +1481,6 @@
                               </w:rPr>
                               <w:t xml:space="preserve">   </w:t>
                             </w:r>
-                            <w:r>
-                              <w:rPr>
-                                <w:b/>
-                                <w:bCs/>
-                                <w:sz w:val="10"/>
-                                <w:szCs w:val="10"/>
-                              </w:rPr>
-                              <w:t>Document URL:</w:t>
-                            </w:r>
-                            <w:r>
-                              <w:rPr>
-                                <w:sz w:val="10"/>
-                                <w:szCs w:val="10"/>
-                              </w:rPr>
-                              <w:t xml:space="preserve"> {</w:t>
-                            </w:r>
-                            <w:proofErr w:type="spellStart"/>
-                            <w:r>
-                              <w:rPr>
-                                <w:sz w:val="10"/>
-                                <w:szCs w:val="10"/>
-                              </w:rPr>
-                              <w:t>documentVerificationUrl</w:t>
-                            </w:r>
-                            <w:proofErr w:type="spellEnd"/>
-                            <w:r>
-                              <w:rPr>
-                                <w:sz w:val="10"/>
-                                <w:szCs w:val="10"/>
-                              </w:rPr>
-                              <w:t xml:space="preserve">}   </w:t>
-                            </w:r>
                           </w:p>
                           <w:p>
                             <w:pPr>
@@ -1534,7 +1502,21 @@
                                 <w:sz w:val="10"/>
                                 <w:szCs w:val="10"/>
                               </w:rPr>
-                              <w:t>can the QR code or open the verification link to confirm authenticity.</w:t>
+                              <w:t>can the QR code</w:t>
+                            </w:r>
+                            <w:r>
+                              <w:rPr>
+                                <w:sz w:val="10"/>
+                                <w:szCs w:val="10"/>
+                              </w:rPr>
+                              <w:t xml:space="preserve"> </w:t>
+                            </w:r>
+                            <w:r>
+                              <w:rPr>
+                                <w:sz w:val="10"/>
+                                <w:szCs w:val="10"/>
+                              </w:rPr>
+                              <w:t>to confirm authenticity.</w:t>
                             </w:r>
                             <w:r>
                               <w:rPr>
@@ -1564,7 +1546,11 @@
           </mc:Choice>
           <mc:Fallback>
             <w:pict>
-              <v:shape w14:anchorId="3103FDC9" id="_x0000_s1027" type="#_x0000_t202" style="position:absolute;margin-left:251.15pt;margin-top:.4pt;width:277.65pt;height:169.9pt;z-index:-251657216;visibility:visible;mso-wrap-style:square;mso-width-percent:0;mso-height-percent:0;mso-wrap-distance-left:9pt;mso-wrap-distance-top:3.6pt;mso-wrap-distance-right:9pt;mso-wrap-distance-bottom:3.6pt;mso-position-horizontal:absolute;mso-position-horizontal-relative:text;mso-position-vertical:absolute;mso-position-vertical-relative:text;mso-width-percent:0;mso-height-percent:0;mso-width-relative:margin;mso-height-relative:margin;v-text-anchor:top" o:gfxdata="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" strokecolor="white [3212]">
+              <v:shapetype w14:anchorId="3103FDC9" id="_x0000_t202" coordsize="21600,21600" o:spt="202" path="m,l,21600r21600,l21600,xe">
+                <v:stroke joinstyle="miter"/>
+                <v:path gradientshapeok="t" o:connecttype="rect"/>
+              </v:shapetype>
+              <v:shape id="_x0000_s1027" type="#_x0000_t202" style="position:absolute;margin-left:251.15pt;margin-top:.4pt;width:277.65pt;height:169.9pt;z-index:-251657216;visibility:visible;mso-wrap-style:square;mso-width-percent:0;mso-height-percent:0;mso-wrap-distance-left:9pt;mso-wrap-distance-top:3.6pt;mso-wrap-distance-right:9pt;mso-wrap-distance-bottom:3.6pt;mso-position-horizontal:absolute;mso-position-horizontal-relative:text;mso-position-vertical:absolute;mso-position-vertical-relative:text;mso-width-percent:0;mso-height-percent:0;mso-width-relative:margin;mso-height-relative:margin;v-text-anchor:top" o:gfxdata="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" strokecolor="white [3212]">
                 <v:textbox>
                   <w:txbxContent>
                     <w:p>
@@ -1675,38 +1661,6 @@
                         </w:rPr>
                         <w:t xml:space="preserve">   </w:t>
                       </w:r>
-                      <w:r>
-                        <w:rPr>
-                          <w:b/>
-                          <w:bCs/>
-                          <w:sz w:val="10"/>
-                          <w:szCs w:val="10"/>
-                        </w:rPr>
-                        <w:t>Document URL:</w:t>
-                      </w:r>
-                      <w:r>
-                        <w:rPr>
-                          <w:sz w:val="10"/>
-                          <w:szCs w:val="10"/>
-                        </w:rPr>
-                        <w:t xml:space="preserve"> {</w:t>
-                      </w:r>
-                      <w:proofErr w:type="spellStart"/>
-                      <w:r>
-                        <w:rPr>
-                          <w:sz w:val="10"/>
-                          <w:szCs w:val="10"/>
-                        </w:rPr>
-                        <w:t>documentVerificationUrl</w:t>
-                      </w:r>
-                      <w:proofErr w:type="spellEnd"/>
-                      <w:r>
-                        <w:rPr>
-                          <w:sz w:val="10"/>
-                          <w:szCs w:val="10"/>
-                        </w:rPr>
-                        <w:t xml:space="preserve">}   </w:t>
-                      </w:r>
                     </w:p>
                     <w:p>
                       <w:pPr>
@@ -1728,7 +1682,21 @@
                           <w:sz w:val="10"/>
                           <w:szCs w:val="10"/>
                         </w:rPr>
-                        <w:t>can the QR code or open the verification link to confirm authenticity.</w:t>
+                        <w:t>can the QR code</w:t>
+                      </w:r>
+                      <w:r>
+                        <w:rPr>
+                          <w:sz w:val="10"/>
+                          <w:szCs w:val="10"/>
+                        </w:rPr>
+                        <w:t xml:space="preserve"> </w:t>
+                      </w:r>
+                      <w:r>
+                        <w:rPr>
+                          <w:sz w:val="10"/>
+                          <w:szCs w:val="10"/>
+                        </w:rPr>
+                        <w:t>to confirm authenticity.</w:t>
                       </w:r>
                       <w:r>
                         <w:rPr>
